--- a/documentation/HORIZON_GRID_THREAT_SCORING.docx
+++ b/documentation/HORIZON_GRID_THREAT_SCORING.docx
@@ -70,7 +70,7 @@
       </w:r>
       <w:r>
         <w:rPr/>
-        <w:t xml:space="preserve"> 0.1.0</w:t>
+        <w:t xml:space="preserve"> 0.2.3</w:t>
       </w:r>
     </w:p>
     <w:p>
@@ -85,7 +85,7 @@
       </w:r>
       <w:r>
         <w:rPr/>
-        <w:t xml:space="preserve"> 2026-08-17</w:t>
+        <w:t xml:space="preserve"> 2026-08-20</w:t>
       </w:r>
     </w:p>
     <w:p>

--- a/documentation/HORIZON_GRID_THREAT_SCORING.docx
+++ b/documentation/HORIZON_GRID_THREAT_SCORING.docx
@@ -70,7 +70,7 @@
       </w:r>
       <w:r>
         <w:rPr/>
-        <w:t xml:space="preserve"> 0.2.3</w:t>
+        <w:t xml:space="preserve"> 0.2.4</w:t>
       </w:r>
     </w:p>
     <w:p>
@@ -85,7 +85,7 @@
       </w:r>
       <w:r>
         <w:rPr/>
-        <w:t xml:space="preserve"> 2026-08-20</w:t>
+        <w:t xml:space="preserve"> 2026-08-21</w:t>
       </w:r>
     </w:p>
     <w:p>

--- a/documentation/HORIZON_GRID_THREAT_SCORING.docx
+++ b/documentation/HORIZON_GRID_THREAT_SCORING.docx
@@ -70,7 +70,7 @@
       </w:r>
       <w:r>
         <w:rPr/>
-        <w:t xml:space="preserve"> 0.2.4</w:t>
+        <w:t xml:space="preserve"> 0.2.5</w:t>
       </w:r>
     </w:p>
     <w:p>
@@ -85,7 +85,7 @@
       </w:r>
       <w:r>
         <w:rPr/>
-        <w:t xml:space="preserve"> 2026-08-21</w:t>
+        <w:t xml:space="preserve"> 2026-08-23</w:t>
       </w:r>
     </w:p>
     <w:p>
